--- a/Cover_Page.docx
+++ b/Cover_Page.docx
@@ -327,160 +327,37 @@
       </w:r>
     </w:p>
     <w:p>
-      <w:r>
-        <w:rPr>
-          <w:sz w:val="24"/>
-        </w:rPr>
-        <w:t xml:space="preserve">5. Executable File name [                                              </w:t>
-      </w:r>
-      <w:proofErr w:type="gramStart"/>
-      <w:r>
-        <w:rPr>
-          <w:sz w:val="24"/>
-        </w:rPr>
-        <w:t xml:space="preserve">  ]</w:t>
-      </w:r>
-      <w:proofErr w:type="gramEnd"/>
+      <w:pPr>
+        <w:rPr>
+          <w:sz w:val="24"/>
+        </w:rPr>
+      </w:pPr>
+      <w:r>
+        <w:rPr>
+          <w:sz w:val="24"/>
+        </w:rPr>
+        <w:t>5. Executable File name</w:t>
+      </w:r>
+      <w:r>
+        <w:rPr>
+          <w:sz w:val="24"/>
+        </w:rPr>
+        <w:t>:</w:t>
+      </w:r>
       <w:r>
         <w:rPr>
           <w:sz w:val="24"/>
         </w:rPr>
         <w:t xml:space="preserve"> </w:t>
       </w:r>
-    </w:p>
-    <w:p>
-      <w:r>
-        <w:rPr>
-          <w:color w:val="FF0000"/>
-          <w:sz w:val="24"/>
-        </w:rPr>
-        <w:t xml:space="preserve"> </w:t>
-      </w:r>
-      <w:r>
-        <w:rPr>
-          <w:color w:val="FF0000"/>
-          <w:sz w:val="24"/>
-          <w:u w:val="single"/>
-        </w:rPr>
-        <w:t>(</w:t>
-      </w:r>
-      <w:r>
-        <w:rPr>
-          <w:b/>
-          <w:color w:val="FF0000"/>
-          <w:sz w:val="24"/>
-          <w:u w:val="single"/>
-        </w:rPr>
-        <w:t>A file that can be executed without compilation by the instructor</w:t>
-      </w:r>
-      <w:r>
-        <w:rPr>
-          <w:b/>
-          <w:color w:val="FF0000"/>
-          <w:sz w:val="24"/>
-          <w:u w:val="single"/>
-        </w:rPr>
-        <w:t xml:space="preserve">, such as .exe, .jar, </w:t>
-      </w:r>
-      <w:proofErr w:type="spellStart"/>
-      <w:proofErr w:type="gramStart"/>
-      <w:r>
-        <w:rPr>
-          <w:b/>
-          <w:color w:val="FF0000"/>
-          <w:sz w:val="24"/>
-          <w:u w:val="single"/>
-        </w:rPr>
-        <w:t>etc</w:t>
-      </w:r>
-      <w:proofErr w:type="spellEnd"/>
-      <w:r>
-        <w:rPr>
-          <w:color w:val="FF0000"/>
-          <w:sz w:val="24"/>
-          <w:u w:val="single"/>
-        </w:rPr>
-        <w:t xml:space="preserve"> </w:t>
-      </w:r>
-      <w:r>
-        <w:rPr>
-          <w:color w:val="FF0000"/>
-          <w:sz w:val="24"/>
-        </w:rPr>
-        <w:t xml:space="preserve"> </w:t>
-      </w:r>
-      <w:r>
-        <w:rPr>
-          <w:color w:val="FF0000"/>
-          <w:sz w:val="24"/>
-        </w:rPr>
-        <w:t>-</w:t>
-      </w:r>
-      <w:proofErr w:type="gramEnd"/>
-      <w:r>
-        <w:rPr>
-          <w:color w:val="FF0000"/>
-          <w:sz w:val="24"/>
-        </w:rPr>
-        <w:t xml:space="preserve"> </w:t>
-      </w:r>
-      <w:r>
-        <w:rPr>
-          <w:color w:val="FF0000"/>
-          <w:sz w:val="24"/>
-        </w:rPr>
-        <w:t xml:space="preserve"> </w:t>
-      </w:r>
-      <w:r>
-        <w:rPr>
-          <w:b/>
-          <w:bCs/>
-          <w:color w:val="FF0000"/>
-          <w:sz w:val="24"/>
-          <w:u w:val="single"/>
-        </w:rPr>
-        <w:t>NOT</w:t>
-      </w:r>
-      <w:r>
-        <w:rPr>
-          <w:color w:val="FF0000"/>
-          <w:sz w:val="24"/>
-        </w:rPr>
-        <w:t xml:space="preserve"> a source file such as .</w:t>
-      </w:r>
-      <w:proofErr w:type="spellStart"/>
-      <w:proofErr w:type="gramStart"/>
-      <w:r>
-        <w:rPr>
-          <w:color w:val="FF0000"/>
-          <w:sz w:val="24"/>
-        </w:rPr>
-        <w:t>cpp</w:t>
-      </w:r>
-      <w:proofErr w:type="spellEnd"/>
-      <w:r>
-        <w:rPr>
-          <w:color w:val="FF0000"/>
-          <w:sz w:val="24"/>
-        </w:rPr>
-        <w:t xml:space="preserve"> </w:t>
-      </w:r>
-      <w:r>
-        <w:rPr>
-          <w:color w:val="FF0000"/>
-          <w:sz w:val="24"/>
-        </w:rPr>
-        <w:t>)</w:t>
-      </w:r>
-      <w:proofErr w:type="gramEnd"/>
-    </w:p>
-    <w:p>
-      <w:pPr>
-        <w:rPr>
-          <w:sz w:val="24"/>
-        </w:rPr>
-      </w:pPr>
-    </w:p>
+      <w:r>
+        <w:rPr>
+          <w:sz w:val="24"/>
+        </w:rPr>
+        <w:t>main.exe</w:t>
+      </w:r>
+    </w:p>
+    <w:p/>
     <w:p>
       <w:pPr>
         <w:rPr>
@@ -830,7 +707,7 @@
           </mc:Choice>
           <mc:Fallback>
             <w:pict>
-              <v:line w14:anchorId="0F0060B2" id="Line 2" o:spid="_x0000_s1026" style="position:absolute;z-index:251659264;visibility:visible;mso-wrap-style:square;mso-width-percent:0;mso-height-percent:0;mso-wrap-distance-left:9pt;mso-wrap-distance-top:0;mso-wrap-distance-right:9pt;mso-wrap-distance-bottom:0;mso-position-horizontal:absolute;mso-position-horizontal-relative:text;mso-position-vertical:absolute;mso-position-vertical-relative:text;mso-width-percent:0;mso-height-percent:0;mso-width-relative:page;mso-height-relative:page" from="-4.95pt,10.15pt" to="445.05pt,10.15pt" o:gfxdata="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">
+              <v:line w14:anchorId="7940B649" id="Line 2" o:spid="_x0000_s1026" style="position:absolute;z-index:251659264;visibility:visible;mso-wrap-style:square;mso-width-percent:0;mso-height-percent:0;mso-wrap-distance-left:9pt;mso-wrap-distance-top:0;mso-wrap-distance-right:9pt;mso-wrap-distance-bottom:0;mso-position-horizontal:absolute;mso-position-horizontal-relative:text;mso-position-vertical:absolute;mso-position-vertical-relative:text;mso-width-percent:0;mso-height-percent:0;mso-width-relative:page;mso-height-relative:page" from="-4.95pt,10.15pt" to="445.05pt,10.15pt" o:gfxdata="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">
                 <o:lock v:ext="edit" shapetype="f"/>
               </v:line>
             </w:pict>

--- a/Cover_Page.docx
+++ b/Cover_Page.docx
@@ -56,13 +56,7 @@
         <w:rPr>
           <w:sz w:val="24"/>
         </w:rPr>
-        <w:t>1.   Names</w:t>
-      </w:r>
-      <w:r>
-        <w:rPr>
-          <w:sz w:val="24"/>
-        </w:rPr>
-        <w:t xml:space="preserve">: </w:t>
+        <w:t xml:space="preserve">1.   Names: </w:t>
       </w:r>
       <w:r>
         <w:rPr>
@@ -132,44 +126,30 @@
           <w:lang w:eastAsia="ko-KR"/>
         </w:rPr>
         <w:tab/>
-        <w:t>S</w:t>
-      </w:r>
-      <w:r>
+        <w:t>Section 323-07 (T/TH 2:30p-3:45p)</w:t>
+      </w:r>
+    </w:p>
+    <w:p>
+      <w:pPr>
         <w:rPr>
           <w:sz w:val="24"/>
           <w:lang w:eastAsia="ko-KR"/>
         </w:rPr>
-        <w:t>ection 323-07 (T/TH 2:30p-3:45p)</w:t>
-      </w:r>
-    </w:p>
-    <w:p>
-      <w:pPr>
-        <w:rPr>
+      </w:pPr>
+      <w:r>
+        <w:rPr>
+          <w:rFonts w:hint="eastAsia"/>
           <w:sz w:val="24"/>
           <w:lang w:eastAsia="ko-KR"/>
         </w:rPr>
-      </w:pPr>
-      <w:r>
-        <w:rPr>
-          <w:rFonts w:hint="eastAsia"/>
+        <w:t xml:space="preserve">    </w:t>
+      </w:r>
+      <w:r>
+        <w:rPr>
           <w:sz w:val="24"/>
           <w:lang w:eastAsia="ko-KR"/>
         </w:rPr>
-        <w:t xml:space="preserve">    </w:t>
-      </w:r>
-      <w:r>
-        <w:rPr>
-          <w:sz w:val="24"/>
-          <w:lang w:eastAsia="ko-KR"/>
-        </w:rPr>
-        <w:t xml:space="preserve">              </w:t>
-      </w:r>
-      <w:r>
-        <w:rPr>
-          <w:sz w:val="24"/>
-          <w:lang w:eastAsia="ko-KR"/>
-        </w:rPr>
-        <w:t>Tony Lin</w:t>
+        <w:t xml:space="preserve">              Tony Lin</w:t>
       </w:r>
       <w:r>
         <w:rPr>
@@ -238,33 +218,51 @@
         <w:rPr>
           <w:sz w:val="24"/>
         </w:rPr>
-        <w:t>1</w:t>
-      </w:r>
-    </w:p>
-    <w:p>
-      <w:pPr>
-        <w:rPr>
-          <w:sz w:val="24"/>
-        </w:rPr>
-      </w:pPr>
-    </w:p>
-    <w:p>
-      <w:pPr>
-        <w:rPr>
-          <w:sz w:val="24"/>
-        </w:rPr>
-      </w:pPr>
-      <w:r>
-        <w:rPr>
-          <w:sz w:val="24"/>
-        </w:rPr>
-        <w:t xml:space="preserve">3. Due Date                    </w:t>
-      </w:r>
-      <w:r>
-        <w:rPr>
-          <w:sz w:val="24"/>
-        </w:rPr>
-        <w:t>03/01/26</w:t>
+        <w:t>2</w:t>
+      </w:r>
+    </w:p>
+    <w:p>
+      <w:pPr>
+        <w:rPr>
+          <w:sz w:val="24"/>
+        </w:rPr>
+      </w:pPr>
+    </w:p>
+    <w:p>
+      <w:pPr>
+        <w:rPr>
+          <w:sz w:val="24"/>
+        </w:rPr>
+      </w:pPr>
+      <w:r>
+        <w:rPr>
+          <w:sz w:val="24"/>
+        </w:rPr>
+        <w:t>3. Due Date                    0</w:t>
+      </w:r>
+      <w:r>
+        <w:rPr>
+          <w:sz w:val="24"/>
+        </w:rPr>
+        <w:t>4</w:t>
+      </w:r>
+      <w:r>
+        <w:rPr>
+          <w:sz w:val="24"/>
+        </w:rPr>
+        <w:t>/</w:t>
+      </w:r>
+      <w:r>
+        <w:rPr>
+          <w:sz w:val="24"/>
+        </w:rPr>
+        <w:t>05</w:t>
+      </w:r>
+      <w:r>
+        <w:rPr>
+          <w:sz w:val="24"/>
+        </w:rPr>
+        <w:t>/26</w:t>
       </w:r>
     </w:p>
     <w:p>
@@ -304,13 +302,31 @@
         <w:rPr>
           <w:sz w:val="24"/>
         </w:rPr>
-        <w:t xml:space="preserve">       </w:t>
-      </w:r>
-      <w:r>
-        <w:rPr>
-          <w:sz w:val="24"/>
-        </w:rPr>
-        <w:t>03/01/26</w:t>
+        <w:t xml:space="preserve">       0</w:t>
+      </w:r>
+      <w:r>
+        <w:rPr>
+          <w:sz w:val="24"/>
+        </w:rPr>
+        <w:t>4</w:t>
+      </w:r>
+      <w:r>
+        <w:rPr>
+          <w:sz w:val="24"/>
+        </w:rPr>
+        <w:t>/</w:t>
+      </w:r>
+      <w:r>
+        <w:rPr>
+          <w:sz w:val="24"/>
+        </w:rPr>
+        <w:t>05/</w:t>
+      </w:r>
+      <w:r>
+        <w:rPr>
+          <w:sz w:val="24"/>
+        </w:rPr>
+        <w:t>/26</w:t>
       </w:r>
     </w:p>
     <w:p>
@@ -416,13 +432,7 @@
           <w:sz w:val="24"/>
         </w:rPr>
         <w:tab/>
-        <w:t xml:space="preserve">testcase1.txt </w:t>
-      </w:r>
-      <w:r>
-        <w:rPr>
-          <w:sz w:val="24"/>
-        </w:rPr>
-        <w:t xml:space="preserve">    </w:t>
+        <w:t xml:space="preserve">testcase1.txt     </w:t>
       </w:r>
       <w:proofErr w:type="gramStart"/>
       <w:r>
@@ -465,25 +475,7 @@
           <w:sz w:val="24"/>
         </w:rPr>
         <w:tab/>
-        <w:t>t</w:t>
-      </w:r>
-      <w:r>
-        <w:rPr>
-          <w:sz w:val="24"/>
-        </w:rPr>
-        <w:t>estcase</w:t>
-      </w:r>
-      <w:r>
-        <w:rPr>
-          <w:sz w:val="24"/>
-        </w:rPr>
-        <w:t>2</w:t>
-      </w:r>
-      <w:r>
-        <w:rPr>
-          <w:sz w:val="24"/>
-        </w:rPr>
-        <w:t xml:space="preserve">.txt     </w:t>
+        <w:t xml:space="preserve">testcase2.txt     </w:t>
       </w:r>
       <w:proofErr w:type="gramStart"/>
       <w:r>
@@ -491,19 +483,7 @@
           <w:sz w:val="24"/>
         </w:rPr>
         <w:tab/>
-        <w:t xml:space="preserve">  testcase</w:t>
-      </w:r>
-      <w:r>
-        <w:rPr>
-          <w:sz w:val="24"/>
-        </w:rPr>
-        <w:t>2</w:t>
-      </w:r>
-      <w:r>
-        <w:rPr>
-          <w:sz w:val="24"/>
-        </w:rPr>
-        <w:t>_output.txt</w:t>
+        <w:t xml:space="preserve">  testcase2_output.txt</w:t>
       </w:r>
       <w:proofErr w:type="gramEnd"/>
     </w:p>
@@ -538,30 +518,7 @@
           <w:sz w:val="24"/>
         </w:rPr>
         <w:tab/>
-      </w:r>
-      <w:r>
-        <w:rPr>
-          <w:sz w:val="24"/>
-        </w:rPr>
-        <w:t>t</w:t>
-      </w:r>
-      <w:r>
-        <w:rPr>
-          <w:sz w:val="24"/>
-        </w:rPr>
-        <w:t>estcase</w:t>
-      </w:r>
-      <w:r>
-        <w:rPr>
-          <w:sz w:val="24"/>
-        </w:rPr>
-        <w:t>3</w:t>
-      </w:r>
-      <w:r>
-        <w:rPr>
-          <w:sz w:val="24"/>
-        </w:rPr>
-        <w:t xml:space="preserve">.txt     </w:t>
+        <w:t xml:space="preserve">testcase3.txt     </w:t>
       </w:r>
       <w:proofErr w:type="gramStart"/>
       <w:r>
@@ -569,19 +526,7 @@
           <w:sz w:val="24"/>
         </w:rPr>
         <w:tab/>
-        <w:t xml:space="preserve">  testcase</w:t>
-      </w:r>
-      <w:r>
-        <w:rPr>
-          <w:sz w:val="24"/>
-        </w:rPr>
-        <w:t>3</w:t>
-      </w:r>
-      <w:r>
-        <w:rPr>
-          <w:sz w:val="24"/>
-        </w:rPr>
-        <w:t>_output.txt</w:t>
+        <w:t xml:space="preserve">  testcase3_output.txt</w:t>
       </w:r>
       <w:proofErr w:type="gramEnd"/>
     </w:p>
@@ -610,13 +555,7 @@
         <w:rPr>
           <w:sz w:val="24"/>
         </w:rPr>
-        <w:t xml:space="preserve">7. Operating System   </w:t>
-      </w:r>
-      <w:r>
-        <w:rPr>
-          <w:sz w:val="24"/>
-        </w:rPr>
-        <w:t>Window or Mac</w:t>
+        <w:t>7. Operating System   Window or Mac</w:t>
       </w:r>
     </w:p>
     <w:p>

--- a/Cover_Page.docx
+++ b/Cover_Page.docx
@@ -6,7 +6,6 @@
       <w:r>
         <w:t xml:space="preserve">                                                                 </w:t>
       </w:r>
-      <w:proofErr w:type="gramStart"/>
       <w:r>
         <w:rPr>
           <w:b/>
@@ -14,7 +13,6 @@
         </w:rPr>
         <w:t>COVER  PAGE</w:t>
       </w:r>
-      <w:proofErr w:type="gramEnd"/>
     </w:p>
     <w:p>
       <w:pPr>
@@ -218,7 +216,7 @@
         <w:rPr>
           <w:sz w:val="24"/>
         </w:rPr>
-        <w:t>2</w:t>
+        <w:t>3</w:t>
       </w:r>
     </w:p>
     <w:p>
@@ -244,7 +242,7 @@
         <w:rPr>
           <w:sz w:val="24"/>
         </w:rPr>
-        <w:t>4</w:t>
+        <w:t>5</w:t>
       </w:r>
       <w:r>
         <w:rPr>
@@ -256,7 +254,7 @@
         <w:rPr>
           <w:sz w:val="24"/>
         </w:rPr>
-        <w:t>05</w:t>
+        <w:t>10</w:t>
       </w:r>
       <w:r>
         <w:rPr>
@@ -288,27 +286,13 @@
         <w:rPr>
           <w:sz w:val="24"/>
         </w:rPr>
-        <w:t xml:space="preserve">4. </w:t>
-      </w:r>
-      <w:proofErr w:type="gramStart"/>
-      <w:r>
-        <w:rPr>
-          <w:sz w:val="24"/>
-        </w:rPr>
-        <w:t>Submission  Date</w:t>
-      </w:r>
-      <w:proofErr w:type="gramEnd"/>
-      <w:r>
-        <w:rPr>
-          <w:sz w:val="24"/>
-        </w:rPr>
-        <w:t xml:space="preserve">       0</w:t>
-      </w:r>
-      <w:r>
-        <w:rPr>
-          <w:sz w:val="24"/>
-        </w:rPr>
-        <w:t>4</w:t>
+        <w:t>4. Submission  Date       0</w:t>
+      </w:r>
+      <w:r>
+        <w:rPr>
+          <w:sz w:val="24"/>
+        </w:rPr>
+        <w:t>5</w:t>
       </w:r>
       <w:r>
         <w:rPr>
@@ -320,7 +304,13 @@
         <w:rPr>
           <w:sz w:val="24"/>
         </w:rPr>
-        <w:t>05/</w:t>
+        <w:t>0</w:t>
+      </w:r>
+      <w:r>
+        <w:rPr>
+          <w:sz w:val="24"/>
+        </w:rPr>
+        <w:t>8</w:t>
       </w:r>
       <w:r>
         <w:rPr>
@@ -384,48 +374,20 @@
         <w:rPr>
           <w:sz w:val="24"/>
         </w:rPr>
-        <w:t xml:space="preserve">6. Names of the testcase </w:t>
-      </w:r>
-      <w:proofErr w:type="gramStart"/>
-      <w:r>
-        <w:rPr>
-          <w:sz w:val="24"/>
-        </w:rPr>
-        <w:t>files  -</w:t>
-      </w:r>
-      <w:proofErr w:type="gramEnd"/>
-      <w:r>
-        <w:rPr>
-          <w:sz w:val="24"/>
-        </w:rPr>
-        <w:t xml:space="preserve">        input test file                        output test file</w:t>
-      </w:r>
-    </w:p>
-    <w:p>
-      <w:pPr>
-        <w:rPr>
-          <w:sz w:val="24"/>
-        </w:rPr>
-      </w:pPr>
-      <w:r>
-        <w:rPr>
-          <w:sz w:val="24"/>
-        </w:rPr>
-        <w:t xml:space="preserve">                                         </w:t>
-      </w:r>
-      <w:proofErr w:type="gramStart"/>
-      <w:r>
-        <w:rPr>
-          <w:sz w:val="24"/>
-        </w:rPr>
-        <w:t>test  1</w:t>
-      </w:r>
-      <w:proofErr w:type="gramEnd"/>
-      <w:r>
-        <w:rPr>
-          <w:sz w:val="24"/>
-        </w:rPr>
-        <w:t xml:space="preserve">. </w:t>
+        <w:t>6. Names of the testcase files  -        input test file                        output test file</w:t>
+      </w:r>
+    </w:p>
+    <w:p>
+      <w:pPr>
+        <w:rPr>
+          <w:sz w:val="24"/>
+        </w:rPr>
+      </w:pPr>
+      <w:r>
+        <w:rPr>
+          <w:sz w:val="24"/>
+        </w:rPr>
+        <w:t xml:space="preserve">                                         test  1. </w:t>
       </w:r>
       <w:r>
         <w:rPr>
@@ -434,7 +396,6 @@
         <w:tab/>
         <w:t xml:space="preserve">testcase1.txt     </w:t>
       </w:r>
-      <w:proofErr w:type="gramStart"/>
       <w:r>
         <w:rPr>
           <w:sz w:val="24"/>
@@ -442,33 +403,18 @@
         <w:tab/>
         <w:t xml:space="preserve">  testcase1_output.txt</w:t>
       </w:r>
-      <w:proofErr w:type="gramEnd"/>
-    </w:p>
-    <w:p>
-      <w:pPr>
-        <w:rPr>
-          <w:sz w:val="24"/>
-        </w:rPr>
-      </w:pPr>
-      <w:r>
-        <w:rPr>
-          <w:sz w:val="24"/>
-        </w:rPr>
-        <w:t xml:space="preserve">                                         </w:t>
-      </w:r>
-      <w:proofErr w:type="gramStart"/>
-      <w:r>
-        <w:rPr>
-          <w:sz w:val="24"/>
-        </w:rPr>
-        <w:t>test  2</w:t>
-      </w:r>
-      <w:proofErr w:type="gramEnd"/>
-      <w:r>
-        <w:rPr>
-          <w:sz w:val="24"/>
-        </w:rPr>
-        <w:t xml:space="preserve">. </w:t>
+    </w:p>
+    <w:p>
+      <w:pPr>
+        <w:rPr>
+          <w:sz w:val="24"/>
+        </w:rPr>
+      </w:pPr>
+      <w:r>
+        <w:rPr>
+          <w:sz w:val="24"/>
+        </w:rPr>
+        <w:t xml:space="preserve">                                         test  2. </w:t>
       </w:r>
       <w:r>
         <w:rPr>
@@ -477,7 +423,6 @@
         <w:tab/>
         <w:t xml:space="preserve">testcase2.txt     </w:t>
       </w:r>
-      <w:proofErr w:type="gramStart"/>
       <w:r>
         <w:rPr>
           <w:sz w:val="24"/>
@@ -485,33 +430,18 @@
         <w:tab/>
         <w:t xml:space="preserve">  testcase2_output.txt</w:t>
       </w:r>
-      <w:proofErr w:type="gramEnd"/>
-    </w:p>
-    <w:p>
-      <w:pPr>
-        <w:rPr>
-          <w:sz w:val="24"/>
-        </w:rPr>
-      </w:pPr>
-      <w:r>
-        <w:rPr>
-          <w:sz w:val="24"/>
-        </w:rPr>
-        <w:t xml:space="preserve">                                         </w:t>
-      </w:r>
-      <w:proofErr w:type="gramStart"/>
-      <w:r>
-        <w:rPr>
-          <w:sz w:val="24"/>
-        </w:rPr>
-        <w:t>test  3</w:t>
-      </w:r>
-      <w:proofErr w:type="gramEnd"/>
-      <w:r>
-        <w:rPr>
-          <w:sz w:val="24"/>
-        </w:rPr>
-        <w:t xml:space="preserve">. </w:t>
+    </w:p>
+    <w:p>
+      <w:pPr>
+        <w:rPr>
+          <w:sz w:val="24"/>
+        </w:rPr>
+      </w:pPr>
+      <w:r>
+        <w:rPr>
+          <w:sz w:val="24"/>
+        </w:rPr>
+        <w:t xml:space="preserve">                                         test  3. </w:t>
       </w:r>
       <w:r>
         <w:rPr>
@@ -520,7 +450,6 @@
         <w:tab/>
         <w:t xml:space="preserve">testcase3.txt     </w:t>
       </w:r>
-      <w:proofErr w:type="gramStart"/>
       <w:r>
         <w:rPr>
           <w:sz w:val="24"/>
@@ -528,7 +457,44 @@
         <w:tab/>
         <w:t xml:space="preserve">  testcase3_output.txt</w:t>
       </w:r>
-      <w:proofErr w:type="gramEnd"/>
+    </w:p>
+    <w:p>
+      <w:pPr>
+        <w:rPr>
+          <w:sz w:val="24"/>
+        </w:rPr>
+      </w:pPr>
+    </w:p>
+    <w:p>
+      <w:pPr>
+        <w:rPr>
+          <w:sz w:val="24"/>
+        </w:rPr>
+      </w:pPr>
+      <w:r>
+        <w:rPr>
+          <w:sz w:val="24"/>
+        </w:rPr>
+        <w:t xml:space="preserve">Note: We have created an “input” and “output” folder for the testcases. You may add, edit, or remove the input test cases as needed. The corresponding output file will be created based on the input name (e.g. input: some_file_name.txt </w:t>
+      </w:r>
+      <w:r>
+        <w:rPr>
+          <w:sz w:val="24"/>
+        </w:rPr>
+        <w:sym w:font="Wingdings" w:char="F0E0"/>
+      </w:r>
+      <w:r>
+        <w:rPr>
+          <w:sz w:val="24"/>
+        </w:rPr>
+        <w:t xml:space="preserve"> output: some_file_name_output.txt)</w:t>
+      </w:r>
+      <w:r>
+        <w:rPr>
+          <w:sz w:val="24"/>
+        </w:rPr>
+        <w:t>. Also, the symbol table and code generation are at the bottom of the output text file, past the previous (token, lexeme) pairs.</w:t>
+      </w:r>
     </w:p>
     <w:p>
       <w:pPr>
@@ -555,7 +521,7 @@
         <w:rPr>
           <w:sz w:val="24"/>
         </w:rPr>
-        <w:t>7. Operating System   Window or Mac</w:t>
+        <w:t xml:space="preserve">7. Operating System   Window </w:t>
       </w:r>
     </w:p>
     <w:p>
@@ -646,7 +612,7 @@
           </mc:Choice>
           <mc:Fallback>
             <w:pict>
-              <v:line w14:anchorId="7940B649" id="Line 2" o:spid="_x0000_s1026" style="position:absolute;z-index:251659264;visibility:visible;mso-wrap-style:square;mso-width-percent:0;mso-height-percent:0;mso-wrap-distance-left:9pt;mso-wrap-distance-top:0;mso-wrap-distance-right:9pt;mso-wrap-distance-bottom:0;mso-position-horizontal:absolute;mso-position-horizontal-relative:text;mso-position-vertical:absolute;mso-position-vertical-relative:text;mso-width-percent:0;mso-height-percent:0;mso-width-relative:page;mso-height-relative:page" from="-4.95pt,10.15pt" to="445.05pt,10.15pt" o:gfxdata="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">
+              <v:line w14:anchorId="7940B649" id="Line 2" o:spid="_x0000_s1026" style="position:absolute;z-index:251659264;visibility:visible;mso-wrap-style:square;mso-width-percent:0;mso-height-percent:0;mso-wrap-distance-left:9pt;mso-wrap-distance-top:0;mso-wrap-distance-right:9pt;mso-wrap-distance-bottom:0;mso-position-horizontal:absolute;mso-position-horizontal-relative:text;mso-position-vertical:absolute;mso-position-vertical-relative:text;mso-width-percent:0;mso-height-percent:0;mso-width-relative:page;mso-height-relative:page" from="-4.95pt,10.15pt" to="445.05pt,10.15pt" o:gfxdata="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">
                 <o:lock v:ext="edit" shapetype="f"/>
               </v:line>
             </w:pict>
@@ -674,25 +640,7 @@
           <w:sz w:val="24"/>
           <w:u w:val="single"/>
         </w:rPr>
-        <w:t xml:space="preserve">To be filled out by the </w:t>
-      </w:r>
-      <w:proofErr w:type="gramStart"/>
-      <w:r>
-        <w:rPr>
-          <w:b/>
-          <w:sz w:val="24"/>
-          <w:u w:val="single"/>
-        </w:rPr>
-        <w:t>Instructor</w:t>
-      </w:r>
-      <w:proofErr w:type="gramEnd"/>
-      <w:r>
-        <w:rPr>
-          <w:b/>
-          <w:sz w:val="24"/>
-          <w:u w:val="single"/>
-        </w:rPr>
-        <w:t>:</w:t>
+        <w:t>To be filled out by the Instructor:</w:t>
       </w:r>
     </w:p>
     <w:p>
